--- a/data/revised_2026-10_full/outputs/v2/Physics/SS1.4_Energy,_Work,_Power_and_Machines/Physics_Energy,_Work,_Power_and_Machines_CBE_LessonSequence.docx
+++ b/data/revised_2026-10_full/outputs/v2/Physics/SS1.4_Energy,_Work,_Power_and_Machines/Physics_Energy,_Work,_Power_and_Machines_CBE_LessonSequence.docx
@@ -2238,7 +2238,7 @@
         </w:rPr>
         <w:t xml:space="preserve">© 2026 SeaVuria and ARES. This work is licensed under a </w:t>
       </w:r>
-      <w:hyperlink w:history="1" r:id="rIdsj9rfqbwsjljo0rtnipq8">
+      <w:hyperlink w:history="1" r:id="rIdiztez_fnfd5brwyj_pdil">
         <w:r>
           <w:rPr>
             <w:rFonts w:ascii="Arial" w:cs="Arial" w:eastAsia="Arial" w:hAnsi="Arial"/>
@@ -2258,7 +2258,7 @@
         </w:rPr>
         <w:t xml:space="preserve"> (</w:t>
       </w:r>
-      <w:hyperlink w:history="1" r:id="rIdxthbtmnp0i7jvoz_fenbe">
+      <w:hyperlink w:history="1" r:id="rIdhpgeoalkrrlchbgjsgm_g">
         <w:r>
           <w:rPr>
             <w:rFonts w:ascii="Arial" w:cs="Arial" w:eastAsia="Arial" w:hAnsi="Arial"/>
@@ -2278,7 +2278,7 @@
         </w:rPr>
         <w:t xml:space="preserve">). To view a copy of this license, visit </w:t>
       </w:r>
-      <w:hyperlink w:history="1" r:id="rId8bwnrweg-x5b_h749_2pv">
+      <w:hyperlink w:history="1" r:id="rIdck0j7p_rso1lz69mtpcmr">
         <w:r>
           <w:rPr>
             <w:rFonts w:ascii="Arial" w:cs="Arial" w:eastAsia="Arial" w:hAnsi="Arial"/>
@@ -3317,7 +3317,7 @@
             <w:pPr>
               <w:spacing w:after="20" w:before="0"/>
             </w:pPr>
-            <w:hyperlink w:history="1" r:id="rIdtpafs8wh2lhctb-watsqs">
+            <w:hyperlink w:history="1" r:id="rIdekrtjd2zbllyowklydgnt">
               <w:r>
                 <w:rPr>
                   <w:rFonts w:ascii="Arial" w:cs="Arial" w:eastAsia="Arial" w:hAnsi="Arial"/>
@@ -3350,7 +3350,7 @@
               <w:spacing w:after="10" w:before="0"/>
               <w:ind w:left="120"/>
             </w:pPr>
-            <w:hyperlink w:history="1" r:id="rIdd5nkuliw6xqdf8qtcfses">
+            <w:hyperlink w:history="1" r:id="rIdumai0e3gcwm50k6bfpf2w">
               <w:r>
                 <w:rPr>
                   <w:rFonts w:ascii="Arial" w:cs="Arial" w:eastAsia="Arial" w:hAnsi="Arial"/>
@@ -3395,7 +3395,7 @@
             <w:pPr>
               <w:spacing w:after="20" w:before="0"/>
             </w:pPr>
-            <w:hyperlink w:history="1" r:id="rIdsn1rxzerb7odzkn2sqm4y">
+            <w:hyperlink w:history="1" r:id="rId-sjdugkxsnc1gftlfxutj">
               <w:r>
                 <w:rPr>
                   <w:rFonts w:ascii="Arial" w:cs="Arial" w:eastAsia="Arial" w:hAnsi="Arial"/>
@@ -3428,7 +3428,7 @@
               <w:spacing w:after="10" w:before="0"/>
               <w:ind w:left="120"/>
             </w:pPr>
-            <w:hyperlink w:history="1" r:id="rIdwcqganempj7xtr829m4l_">
+            <w:hyperlink w:history="1" r:id="rIdk2m64jj58anvy5a0dceod">
               <w:r>
                 <w:rPr>
                   <w:rFonts w:ascii="Arial" w:cs="Arial" w:eastAsia="Arial" w:hAnsi="Arial"/>
@@ -3628,7 +3628,7 @@
             <w:pPr>
               <w:spacing w:after="20" w:before="0"/>
             </w:pPr>
-            <w:hyperlink w:history="1" r:id="rIdevyxqnn1nhhlwmwnp1kff">
+            <w:hyperlink w:history="1" r:id="rIdqrvzdkxlghsipry5ofq0o">
               <w:r>
                 <w:rPr>
                   <w:rFonts w:ascii="Arial" w:cs="Arial" w:eastAsia="Arial" w:hAnsi="Arial"/>
@@ -3661,7 +3661,7 @@
               <w:spacing w:after="10" w:before="0"/>
               <w:ind w:left="120"/>
             </w:pPr>
-            <w:hyperlink w:history="1" r:id="rIdakr6otqf6hzfkyv47uzxr">
+            <w:hyperlink w:history="1" r:id="rIdg4rlcxv8bxi7bnbuecsgr">
               <w:r>
                 <w:rPr>
                   <w:rFonts w:ascii="Arial" w:cs="Arial" w:eastAsia="Arial" w:hAnsi="Arial"/>
@@ -3706,7 +3706,7 @@
             <w:pPr>
               <w:spacing w:after="20" w:before="0"/>
             </w:pPr>
-            <w:hyperlink w:history="1" r:id="rId1sxpxaky3gyhahyqes7cf">
+            <w:hyperlink w:history="1" r:id="rIdmmquxskycnriq8ud42kyw">
               <w:r>
                 <w:rPr>
                   <w:rFonts w:ascii="Arial" w:cs="Arial" w:eastAsia="Arial" w:hAnsi="Arial"/>
@@ -3739,7 +3739,7 @@
               <w:spacing w:after="10" w:before="0"/>
               <w:ind w:left="120"/>
             </w:pPr>
-            <w:hyperlink w:history="1" r:id="rIdmbseqpa20vcvuoaf2kijx">
+            <w:hyperlink w:history="1" r:id="rIdygysss6fx72sji_gfiotd">
               <w:r>
                 <w:rPr>
                   <w:rFonts w:ascii="Arial" w:cs="Arial" w:eastAsia="Arial" w:hAnsi="Arial"/>
@@ -3939,7 +3939,7 @@
             <w:pPr>
               <w:spacing w:after="20" w:before="0"/>
             </w:pPr>
-            <w:hyperlink w:history="1" r:id="rId3yncxsohvnzljxaf9dujv">
+            <w:hyperlink w:history="1" r:id="rIdpbwgeyl63ehctr1hm9sza">
               <w:r>
                 <w:rPr>
                   <w:rFonts w:ascii="Arial" w:cs="Arial" w:eastAsia="Arial" w:hAnsi="Arial"/>
@@ -3972,7 +3972,7 @@
               <w:spacing w:after="10" w:before="0"/>
               <w:ind w:left="120"/>
             </w:pPr>
-            <w:hyperlink w:history="1" r:id="rIdziv38vyjewjcf25ry_ryr">
+            <w:hyperlink w:history="1" r:id="rIdzmducmmwixgand6zmzlvv">
               <w:r>
                 <w:rPr>
                   <w:rFonts w:ascii="Arial" w:cs="Arial" w:eastAsia="Arial" w:hAnsi="Arial"/>
@@ -4017,7 +4017,7 @@
             <w:pPr>
               <w:spacing w:after="20" w:before="0"/>
             </w:pPr>
-            <w:hyperlink w:history="1" r:id="rIdv8uk1vcyforc7a39afb8n">
+            <w:hyperlink w:history="1" r:id="rId5fjcubwax0bezklb3292h">
               <w:r>
                 <w:rPr>
                   <w:rFonts w:ascii="Arial" w:cs="Arial" w:eastAsia="Arial" w:hAnsi="Arial"/>
@@ -4066,7 +4066,7 @@
               <w:spacing w:after="10" w:before="0"/>
               <w:ind w:left="120"/>
             </w:pPr>
-            <w:hyperlink w:history="1" r:id="rIdkljn7sntkfz3_ji-lkb6l">
+            <w:hyperlink w:history="1" r:id="rId1f0uoqxytkujj-tu-pfoq">
               <w:r>
                 <w:rPr>
                   <w:rFonts w:ascii="Arial" w:cs="Arial" w:eastAsia="Arial" w:hAnsi="Arial"/>
@@ -4266,7 +4266,7 @@
             <w:pPr>
               <w:spacing w:after="20" w:before="0"/>
             </w:pPr>
-            <w:hyperlink w:history="1" r:id="rIdkneqyyaicg25ahg2qfb9m">
+            <w:hyperlink w:history="1" r:id="rIdg17vaebwsnkhdwrzkafyx">
               <w:r>
                 <w:rPr>
                   <w:rFonts w:ascii="Arial" w:cs="Arial" w:eastAsia="Arial" w:hAnsi="Arial"/>
@@ -4299,7 +4299,7 @@
               <w:spacing w:after="10" w:before="0"/>
               <w:ind w:left="120"/>
             </w:pPr>
-            <w:hyperlink w:history="1" r:id="rIday91tap5hxzrngrj9rjk7">
+            <w:hyperlink w:history="1" r:id="rIdcgallp6dudz4msvahhycp">
               <w:r>
                 <w:rPr>
                   <w:rFonts w:ascii="Arial" w:cs="Arial" w:eastAsia="Arial" w:hAnsi="Arial"/>
@@ -4344,7 +4344,7 @@
             <w:pPr>
               <w:spacing w:after="20" w:before="0"/>
             </w:pPr>
-            <w:hyperlink w:history="1" r:id="rIdrgutt-0aat6-zopdvchvp">
+            <w:hyperlink w:history="1" r:id="rIdlnappdpsdbodhqh-jlzil">
               <w:r>
                 <w:rPr>
                   <w:rFonts w:ascii="Arial" w:cs="Arial" w:eastAsia="Arial" w:hAnsi="Arial"/>
@@ -4393,7 +4393,7 @@
               <w:spacing w:after="10" w:before="0"/>
               <w:ind w:left="120"/>
             </w:pPr>
-            <w:hyperlink w:history="1" r:id="rIdd5ngz5et_3rjtdfyrjobg">
+            <w:hyperlink w:history="1" r:id="rIdb3zdirq6mjilcfqqoczpd">
               <w:r>
                 <w:rPr>
                   <w:rFonts w:ascii="Arial" w:cs="Arial" w:eastAsia="Arial" w:hAnsi="Arial"/>
@@ -4593,7 +4593,7 @@
             <w:pPr>
               <w:spacing w:after="20" w:before="0"/>
             </w:pPr>
-            <w:hyperlink w:history="1" r:id="rIdozzoi-ynk2hvxtr3l9kqg">
+            <w:hyperlink w:history="1" r:id="rIdrlrkcmw-icwswxf3mmjfr">
               <w:r>
                 <w:rPr>
                   <w:rFonts w:ascii="Arial" w:cs="Arial" w:eastAsia="Arial" w:hAnsi="Arial"/>
@@ -4626,7 +4626,7 @@
               <w:spacing w:after="10" w:before="0"/>
               <w:ind w:left="120"/>
             </w:pPr>
-            <w:hyperlink w:history="1" r:id="rIdhp0kb7yuqnytejkstpxtz">
+            <w:hyperlink w:history="1" r:id="rIdqshvsllugdlm_yldbb9qd">
               <w:r>
                 <w:rPr>
                   <w:rFonts w:ascii="Arial" w:cs="Arial" w:eastAsia="Arial" w:hAnsi="Arial"/>
@@ -4671,7 +4671,7 @@
             <w:pPr>
               <w:spacing w:after="20" w:before="0"/>
             </w:pPr>
-            <w:hyperlink w:history="1" r:id="rIdmww3rkdomh2inzhja8lnw">
+            <w:hyperlink w:history="1" r:id="rId97qghlwtdfaa4espnn_he">
               <w:r>
                 <w:rPr>
                   <w:rFonts w:ascii="Arial" w:cs="Arial" w:eastAsia="Arial" w:hAnsi="Arial"/>
@@ -4720,7 +4720,7 @@
               <w:spacing w:after="10" w:before="0"/>
               <w:ind w:left="120"/>
             </w:pPr>
-            <w:hyperlink w:history="1" r:id="rIdoirjbnnsqytyqu4sfcb_j">
+            <w:hyperlink w:history="1" r:id="rIdxgqi-xwczhte9qfymf1od">
               <w:r>
                 <w:rPr>
                   <w:rFonts w:ascii="Arial" w:cs="Arial" w:eastAsia="Arial" w:hAnsi="Arial"/>
@@ -5245,7 +5245,7 @@
         </w:rPr>
         <w:t xml:space="preserve">© 2026 SeaVuria and ARES. Aligned with KICD objectives. Developed by SeaVuria; technical implementation by ARES (with AI assistance from Claude). Licensed under </w:t>
       </w:r>
-      <w:hyperlink w:history="1" r:id="rIdidk_fqvpycfby4gxtk7k6">
+      <w:hyperlink w:history="1" r:id="rIde6vbwbuaeeb_r3krldjiy">
         <w:r>
           <w:rPr>
             <w:rFonts w:ascii="Arial" w:cs="Arial" w:eastAsia="Arial" w:hAnsi="Arial"/>
@@ -5266,7 +5266,7 @@
         </w:rPr>
         <w:t xml:space="preserve"> (</w:t>
       </w:r>
-      <w:hyperlink w:history="1" r:id="rIdnhhd2gk7nphl1yhm3ma7e">
+      <w:hyperlink w:history="1" r:id="rIdmq3k4x5buaktg0mdvrtkh">
         <w:r>
           <w:rPr>
             <w:rFonts w:ascii="Arial" w:cs="Arial" w:eastAsia="Arial" w:hAnsi="Arial"/>
@@ -6306,7 +6306,7 @@
             <w:pPr>
               <w:spacing w:after="20" w:before="0"/>
             </w:pPr>
-            <w:hyperlink w:history="1" r:id="rIdlomxilqemwvo3pbtgqrjp">
+            <w:hyperlink w:history="1" r:id="rIdd1hhu9sqdvqgy08q5hy4l">
               <w:r>
                 <w:rPr>
                   <w:rFonts w:ascii="Arial" w:cs="Arial" w:eastAsia="Arial" w:hAnsi="Arial"/>
@@ -6339,7 +6339,7 @@
               <w:spacing w:after="10" w:before="0"/>
               <w:ind w:left="120"/>
             </w:pPr>
-            <w:hyperlink w:history="1" r:id="rIdlbxnke6m3fzcfnvhreeus">
+            <w:hyperlink w:history="1" r:id="rId2bon-fhq2c_0n6jv9kibp">
               <w:r>
                 <w:rPr>
                   <w:rFonts w:ascii="Arial" w:cs="Arial" w:eastAsia="Arial" w:hAnsi="Arial"/>
@@ -6384,7 +6384,7 @@
             <w:pPr>
               <w:spacing w:after="20" w:before="0"/>
             </w:pPr>
-            <w:hyperlink w:history="1" r:id="rId4dq6jpx4szx9ezcd1mzgl">
+            <w:hyperlink w:history="1" r:id="rId78p6gqngzm-1qjkwcrv48">
               <w:r>
                 <w:rPr>
                   <w:rFonts w:ascii="Arial" w:cs="Arial" w:eastAsia="Arial" w:hAnsi="Arial"/>
@@ -6417,7 +6417,7 @@
               <w:spacing w:after="10" w:before="0"/>
               <w:ind w:left="120"/>
             </w:pPr>
-            <w:hyperlink w:history="1" r:id="rIdpogpstvvsfgrdaepyvyka">
+            <w:hyperlink w:history="1" r:id="rIdvnxlepotzzzsuxl21rrxq">
               <w:r>
                 <w:rPr>
                   <w:rFonts w:ascii="Arial" w:cs="Arial" w:eastAsia="Arial" w:hAnsi="Arial"/>
@@ -6617,7 +6617,7 @@
             <w:pPr>
               <w:spacing w:after="20" w:before="0"/>
             </w:pPr>
-            <w:hyperlink w:history="1" r:id="rIdfmk3koefkwyemzedbpddz">
+            <w:hyperlink w:history="1" r:id="rId8yeehcanwu-ack58vf1sv">
               <w:r>
                 <w:rPr>
                   <w:rFonts w:ascii="Arial" w:cs="Arial" w:eastAsia="Arial" w:hAnsi="Arial"/>
@@ -6650,7 +6650,7 @@
               <w:spacing w:after="10" w:before="0"/>
               <w:ind w:left="120"/>
             </w:pPr>
-            <w:hyperlink w:history="1" r:id="rIdcewcoldkmzam6dym2fx0f">
+            <w:hyperlink w:history="1" r:id="rIdaeb4k0_h_jzr-_xcwdck4">
               <w:r>
                 <w:rPr>
                   <w:rFonts w:ascii="Arial" w:cs="Arial" w:eastAsia="Arial" w:hAnsi="Arial"/>
@@ -6695,7 +6695,7 @@
             <w:pPr>
               <w:spacing w:after="20" w:before="0"/>
             </w:pPr>
-            <w:hyperlink w:history="1" r:id="rIdby_cgzhup4gbeohi4csxm">
+            <w:hyperlink w:history="1" r:id="rId-6lfgaakfd5xo0fufqd5e">
               <w:r>
                 <w:rPr>
                   <w:rFonts w:ascii="Arial" w:cs="Arial" w:eastAsia="Arial" w:hAnsi="Arial"/>
@@ -6728,7 +6728,7 @@
               <w:spacing w:after="10" w:before="0"/>
               <w:ind w:left="120"/>
             </w:pPr>
-            <w:hyperlink w:history="1" r:id="rIdfpyy-16uqub4_x2tt-ktz">
+            <w:hyperlink w:history="1" r:id="rIdnkz8c_atqnqx0y-zwqwhl">
               <w:r>
                 <w:rPr>
                   <w:rFonts w:ascii="Arial" w:cs="Arial" w:eastAsia="Arial" w:hAnsi="Arial"/>
@@ -6928,7 +6928,7 @@
             <w:pPr>
               <w:spacing w:after="20" w:before="0"/>
             </w:pPr>
-            <w:hyperlink w:history="1" r:id="rIdraeduvdo6d7syslbsslxa">
+            <w:hyperlink w:history="1" r:id="rIdcgfv2ghup7uvacflzmw8u">
               <w:r>
                 <w:rPr>
                   <w:rFonts w:ascii="Arial" w:cs="Arial" w:eastAsia="Arial" w:hAnsi="Arial"/>
@@ -6977,7 +6977,7 @@
               <w:spacing w:after="10" w:before="0"/>
               <w:ind w:left="120"/>
             </w:pPr>
-            <w:hyperlink w:history="1" r:id="rIdxdy781dqytfrxr9nufc5u">
+            <w:hyperlink w:history="1" r:id="rIdtd4hqouea8py-viz_x9wq">
               <w:r>
                 <w:rPr>
                   <w:rFonts w:ascii="Arial" w:cs="Arial" w:eastAsia="Arial" w:hAnsi="Arial"/>
@@ -7022,7 +7022,7 @@
             <w:pPr>
               <w:spacing w:after="20" w:before="0"/>
             </w:pPr>
-            <w:hyperlink w:history="1" r:id="rId4m1syljosrdjkzkjd5xqw">
+            <w:hyperlink w:history="1" r:id="rIdqrmsoz7tonyvga24k7xuk">
               <w:r>
                 <w:rPr>
                   <w:rFonts w:ascii="Arial" w:cs="Arial" w:eastAsia="Arial" w:hAnsi="Arial"/>
@@ -7071,7 +7071,7 @@
               <w:spacing w:after="10" w:before="0"/>
               <w:ind w:left="120"/>
             </w:pPr>
-            <w:hyperlink w:history="1" r:id="rId0xpiyqcowlrk341zfw3py">
+            <w:hyperlink w:history="1" r:id="rIdqgko2ifp-usnnm51qxk3n">
               <w:r>
                 <w:rPr>
                   <w:rFonts w:ascii="Arial" w:cs="Arial" w:eastAsia="Arial" w:hAnsi="Arial"/>
@@ -7271,7 +7271,7 @@
             <w:pPr>
               <w:spacing w:after="20" w:before="0"/>
             </w:pPr>
-            <w:hyperlink w:history="1" r:id="rIdc0icvz-lwkgcccxjw03ft">
+            <w:hyperlink w:history="1" r:id="rIdjwooxqyndut9jhoc7d-ex">
               <w:r>
                 <w:rPr>
                   <w:rFonts w:ascii="Arial" w:cs="Arial" w:eastAsia="Arial" w:hAnsi="Arial"/>
@@ -7320,7 +7320,7 @@
               <w:spacing w:after="10" w:before="0"/>
               <w:ind w:left="120"/>
             </w:pPr>
-            <w:hyperlink w:history="1" r:id="rIdhpxprhkyqjcnz2ebktmzt">
+            <w:hyperlink w:history="1" r:id="rIdki9wle9r2b1fsgvllzem5">
               <w:r>
                 <w:rPr>
                   <w:rFonts w:ascii="Arial" w:cs="Arial" w:eastAsia="Arial" w:hAnsi="Arial"/>
@@ -7365,7 +7365,7 @@
             <w:pPr>
               <w:spacing w:after="20" w:before="0"/>
             </w:pPr>
-            <w:hyperlink w:history="1" r:id="rIdqtzd0da6h1a1he6afayul">
+            <w:hyperlink w:history="1" r:id="rIduopr-m1x21k29ekrfhl9w">
               <w:r>
                 <w:rPr>
                   <w:rFonts w:ascii="Arial" w:cs="Arial" w:eastAsia="Arial" w:hAnsi="Arial"/>
@@ -7414,7 +7414,7 @@
               <w:spacing w:after="10" w:before="0"/>
               <w:ind w:left="120"/>
             </w:pPr>
-            <w:hyperlink w:history="1" r:id="rIdzficqrn_scoi9r1djlan9">
+            <w:hyperlink w:history="1" r:id="rIdujjq_meiidnue6bu4phqy">
               <w:r>
                 <w:rPr>
                   <w:rFonts w:ascii="Arial" w:cs="Arial" w:eastAsia="Arial" w:hAnsi="Arial"/>
@@ -7614,7 +7614,7 @@
             <w:pPr>
               <w:spacing w:after="20" w:before="0"/>
             </w:pPr>
-            <w:hyperlink w:history="1" r:id="rIdz-pwsxgnflrcqohlc7_aq">
+            <w:hyperlink w:history="1" r:id="rIdzyim5rcgw9fd2btze6fir">
               <w:r>
                 <w:rPr>
                   <w:rFonts w:ascii="Arial" w:cs="Arial" w:eastAsia="Arial" w:hAnsi="Arial"/>
@@ -7663,7 +7663,7 @@
               <w:spacing w:after="10" w:before="0"/>
               <w:ind w:left="120"/>
             </w:pPr>
-            <w:hyperlink w:history="1" r:id="rIdaklnkstr2skmvu0ahylh_">
+            <w:hyperlink w:history="1" r:id="rIdqazbrm-ltixvg2fjl9d_i">
               <w:r>
                 <w:rPr>
                   <w:rFonts w:ascii="Arial" w:cs="Arial" w:eastAsia="Arial" w:hAnsi="Arial"/>
@@ -7708,7 +7708,7 @@
             <w:pPr>
               <w:spacing w:after="20" w:before="0"/>
             </w:pPr>
-            <w:hyperlink w:history="1" r:id="rIde45-hocsmqgja-fatziqv">
+            <w:hyperlink w:history="1" r:id="rId6umm69e-5kfaz1uux1jel">
               <w:r>
                 <w:rPr>
                   <w:rFonts w:ascii="Arial" w:cs="Arial" w:eastAsia="Arial" w:hAnsi="Arial"/>
@@ -7757,7 +7757,7 @@
               <w:spacing w:after="10" w:before="0"/>
               <w:ind w:left="120"/>
             </w:pPr>
-            <w:hyperlink w:history="1" r:id="rIdaptmvyvy6ydlbcmxfwwoy">
+            <w:hyperlink w:history="1" r:id="rIduzrscoef0fc3fprssxuts">
               <w:r>
                 <w:rPr>
                   <w:rFonts w:ascii="Arial" w:cs="Arial" w:eastAsia="Arial" w:hAnsi="Arial"/>
@@ -8282,7 +8282,7 @@
         </w:rPr>
         <w:t xml:space="preserve">© 2026 SeaVuria and ARES. Aligned with KICD objectives. Developed by SeaVuria; technical implementation by ARES (with AI assistance from Claude). Licensed under </w:t>
       </w:r>
-      <w:hyperlink w:history="1" r:id="rIdpghzqd7nqbur9fwwhjssi">
+      <w:hyperlink w:history="1" r:id="rId1vzhljl3mjwsjaqekx5ut">
         <w:r>
           <w:rPr>
             <w:rFonts w:ascii="Arial" w:cs="Arial" w:eastAsia="Arial" w:hAnsi="Arial"/>
@@ -8303,7 +8303,7 @@
         </w:rPr>
         <w:t xml:space="preserve"> (</w:t>
       </w:r>
-      <w:hyperlink w:history="1" r:id="rIdgil1mdle9-_ulcmrqncw8">
+      <w:hyperlink w:history="1" r:id="rIdcegzaoxmv-uycmnhi22cv">
         <w:r>
           <w:rPr>
             <w:rFonts w:ascii="Arial" w:cs="Arial" w:eastAsia="Arial" w:hAnsi="Arial"/>
@@ -9343,7 +9343,7 @@
             <w:pPr>
               <w:spacing w:after="20" w:before="0"/>
             </w:pPr>
-            <w:hyperlink w:history="1" r:id="rIdbycvnqrcqznfvohvl_g0x">
+            <w:hyperlink w:history="1" r:id="rId2mmndbuse_hcizkkwlmdf">
               <w:r>
                 <w:rPr>
                   <w:rFonts w:ascii="Arial" w:cs="Arial" w:eastAsia="Arial" w:hAnsi="Arial"/>
@@ -9376,7 +9376,7 @@
               <w:spacing w:after="10" w:before="0"/>
               <w:ind w:left="120"/>
             </w:pPr>
-            <w:hyperlink w:history="1" r:id="rIdb3qhskysbbdwuuy30q84s">
+            <w:hyperlink w:history="1" r:id="rIdk9uw6q6yny4px_lqnckdf">
               <w:r>
                 <w:rPr>
                   <w:rFonts w:ascii="Arial" w:cs="Arial" w:eastAsia="Arial" w:hAnsi="Arial"/>
@@ -9421,7 +9421,7 @@
             <w:pPr>
               <w:spacing w:after="20" w:before="0"/>
             </w:pPr>
-            <w:hyperlink w:history="1" r:id="rIdeehazthws_6yl0okq_9g_">
+            <w:hyperlink w:history="1" r:id="rIdjdwplbeusahhhwdx9n1hw">
               <w:r>
                 <w:rPr>
                   <w:rFonts w:ascii="Arial" w:cs="Arial" w:eastAsia="Arial" w:hAnsi="Arial"/>
@@ -9454,7 +9454,7 @@
               <w:spacing w:after="10" w:before="0"/>
               <w:ind w:left="120"/>
             </w:pPr>
-            <w:hyperlink w:history="1" r:id="rIdjlryaqhhrbze7ho9gaz4z">
+            <w:hyperlink w:history="1" r:id="rIdjfrkgxyyczzbcf4dai5a4">
               <w:r>
                 <w:rPr>
                   <w:rFonts w:ascii="Arial" w:cs="Arial" w:eastAsia="Arial" w:hAnsi="Arial"/>
@@ -9654,7 +9654,7 @@
             <w:pPr>
               <w:spacing w:after="20" w:before="0"/>
             </w:pPr>
-            <w:hyperlink w:history="1" r:id="rIdg6_ova9-6sa_2l4ghmqvr">
+            <w:hyperlink w:history="1" r:id="rIdefztevjvwpgscrvv582sn">
               <w:r>
                 <w:rPr>
                   <w:rFonts w:ascii="Arial" w:cs="Arial" w:eastAsia="Arial" w:hAnsi="Arial"/>
@@ -9687,7 +9687,7 @@
               <w:spacing w:after="10" w:before="0"/>
               <w:ind w:left="120"/>
             </w:pPr>
-            <w:hyperlink w:history="1" r:id="rId8ejtliqipgl5msjqwoefw">
+            <w:hyperlink w:history="1" r:id="rId3o15di4dbvinbyibtfrn7">
               <w:r>
                 <w:rPr>
                   <w:rFonts w:ascii="Arial" w:cs="Arial" w:eastAsia="Arial" w:hAnsi="Arial"/>
@@ -9732,7 +9732,7 @@
             <w:pPr>
               <w:spacing w:after="20" w:before="0"/>
             </w:pPr>
-            <w:hyperlink w:history="1" r:id="rIdqgdbw3i2uyfjls0pkb_8i">
+            <w:hyperlink w:history="1" r:id="rId7a_znc9lz8u0oetpbejmj">
               <w:r>
                 <w:rPr>
                   <w:rFonts w:ascii="Arial" w:cs="Arial" w:eastAsia="Arial" w:hAnsi="Arial"/>
@@ -9765,7 +9765,7 @@
               <w:spacing w:after="10" w:before="0"/>
               <w:ind w:left="120"/>
             </w:pPr>
-            <w:hyperlink w:history="1" r:id="rIdgmwbr_ttb-psebjt7fmhi">
+            <w:hyperlink w:history="1" r:id="rIdc7_tkuqegjptbbd15tqoe">
               <w:r>
                 <w:rPr>
                   <w:rFonts w:ascii="Arial" w:cs="Arial" w:eastAsia="Arial" w:hAnsi="Arial"/>
@@ -9965,7 +9965,7 @@
             <w:pPr>
               <w:spacing w:after="20" w:before="0"/>
             </w:pPr>
-            <w:hyperlink w:history="1" r:id="rId404f3zfant1vsgf0l1tzz">
+            <w:hyperlink w:history="1" r:id="rId7gdm6hyi8etmkwbq4mmvn">
               <w:r>
                 <w:rPr>
                   <w:rFonts w:ascii="Arial" w:cs="Arial" w:eastAsia="Arial" w:hAnsi="Arial"/>
@@ -10014,7 +10014,7 @@
               <w:spacing w:after="10" w:before="0"/>
               <w:ind w:left="120"/>
             </w:pPr>
-            <w:hyperlink w:history="1" r:id="rIdcb30wf9ptt8dcqxu0vl6s">
+            <w:hyperlink w:history="1" r:id="rIdko2svstkoxpy2hsfyur5p">
               <w:r>
                 <w:rPr>
                   <w:rFonts w:ascii="Arial" w:cs="Arial" w:eastAsia="Arial" w:hAnsi="Arial"/>
@@ -10059,7 +10059,7 @@
             <w:pPr>
               <w:spacing w:after="20" w:before="0"/>
             </w:pPr>
-            <w:hyperlink w:history="1" r:id="rIds6_x9ygujzxtnnbifgd--">
+            <w:hyperlink w:history="1" r:id="rIdwqtlbqpozj58fxxk4jctw">
               <w:r>
                 <w:rPr>
                   <w:rFonts w:ascii="Arial" w:cs="Arial" w:eastAsia="Arial" w:hAnsi="Arial"/>
@@ -10092,7 +10092,7 @@
               <w:spacing w:after="10" w:before="0"/>
               <w:ind w:left="120"/>
             </w:pPr>
-            <w:hyperlink w:history="1" r:id="rIdw15h4nasctiwsgv91rccl">
+            <w:hyperlink w:history="1" r:id="rIdtmzc6u1thnxemzyf4s_cx">
               <w:r>
                 <w:rPr>
                   <w:rFonts w:ascii="Arial" w:cs="Arial" w:eastAsia="Arial" w:hAnsi="Arial"/>
@@ -10292,7 +10292,7 @@
             <w:pPr>
               <w:spacing w:after="20" w:before="0"/>
             </w:pPr>
-            <w:hyperlink w:history="1" r:id="rIdzxuwxrqhiepmbjrhwdftd">
+            <w:hyperlink w:history="1" r:id="rIdy8elm0xib_jtzl88imbju">
               <w:r>
                 <w:rPr>
                   <w:rFonts w:ascii="Arial" w:cs="Arial" w:eastAsia="Arial" w:hAnsi="Arial"/>
@@ -10341,7 +10341,7 @@
               <w:spacing w:after="10" w:before="0"/>
               <w:ind w:left="120"/>
             </w:pPr>
-            <w:hyperlink w:history="1" r:id="rIdahy9iirtecc9drdgtslvc">
+            <w:hyperlink w:history="1" r:id="rIdegejmsvtt24eq4kpihefn">
               <w:r>
                 <w:rPr>
                   <w:rFonts w:ascii="Arial" w:cs="Arial" w:eastAsia="Arial" w:hAnsi="Arial"/>
@@ -10386,7 +10386,7 @@
             <w:pPr>
               <w:spacing w:after="20" w:before="0"/>
             </w:pPr>
-            <w:hyperlink w:history="1" r:id="rId4bqhzd7bwdh2letmmbxjd">
+            <w:hyperlink w:history="1" r:id="rIdhoflhyn7vpovvopiqpkti">
               <w:r>
                 <w:rPr>
                   <w:rFonts w:ascii="Arial" w:cs="Arial" w:eastAsia="Arial" w:hAnsi="Arial"/>
@@ -10419,7 +10419,7 @@
               <w:spacing w:after="10" w:before="0"/>
               <w:ind w:left="120"/>
             </w:pPr>
-            <w:hyperlink w:history="1" r:id="rIdrwnv38qlby7ceq2-w6q32">
+            <w:hyperlink w:history="1" r:id="rIdsgrakifjqumosu1xo1yyx">
               <w:r>
                 <w:rPr>
                   <w:rFonts w:ascii="Arial" w:cs="Arial" w:eastAsia="Arial" w:hAnsi="Arial"/>
@@ -10619,7 +10619,7 @@
             <w:pPr>
               <w:spacing w:after="20" w:before="0"/>
             </w:pPr>
-            <w:hyperlink w:history="1" r:id="rIducguw2ypc8nklzr1b6whx">
+            <w:hyperlink w:history="1" r:id="rId12zq0vajr__3epk4dca_k">
               <w:r>
                 <w:rPr>
                   <w:rFonts w:ascii="Arial" w:cs="Arial" w:eastAsia="Arial" w:hAnsi="Arial"/>
@@ -10668,7 +10668,7 @@
               <w:spacing w:after="10" w:before="0"/>
               <w:ind w:left="120"/>
             </w:pPr>
-            <w:hyperlink w:history="1" r:id="rIdvbapps56befxgxs2qztyb">
+            <w:hyperlink w:history="1" r:id="rIdxlsv35-co5xzjqjptz7-l">
               <w:r>
                 <w:rPr>
                   <w:rFonts w:ascii="Arial" w:cs="Arial" w:eastAsia="Arial" w:hAnsi="Arial"/>
@@ -10713,7 +10713,7 @@
             <w:pPr>
               <w:spacing w:after="20" w:before="0"/>
             </w:pPr>
-            <w:hyperlink w:history="1" r:id="rIdiji4jghsshsjlengq4zec">
+            <w:hyperlink w:history="1" r:id="rIdfrmzscszhtpz5fobxhvaw">
               <w:r>
                 <w:rPr>
                   <w:rFonts w:ascii="Arial" w:cs="Arial" w:eastAsia="Arial" w:hAnsi="Arial"/>
@@ -10746,7 +10746,7 @@
               <w:spacing w:after="10" w:before="0"/>
               <w:ind w:left="120"/>
             </w:pPr>
-            <w:hyperlink w:history="1" r:id="rId2uueigq9tvsdjsnbvmjtm">
+            <w:hyperlink w:history="1" r:id="rIdm7qhggoj_oayawbitclgb">
               <w:r>
                 <w:rPr>
                   <w:rFonts w:ascii="Arial" w:cs="Arial" w:eastAsia="Arial" w:hAnsi="Arial"/>
@@ -11271,7 +11271,7 @@
         </w:rPr>
         <w:t xml:space="preserve">© 2026 SeaVuria and ARES. Aligned with KICD objectives. Developed by SeaVuria; technical implementation by ARES (with AI assistance from Claude). Licensed under </w:t>
       </w:r>
-      <w:hyperlink w:history="1" r:id="rIdeqxxqya0e0_zm4fcvpabk">
+      <w:hyperlink w:history="1" r:id="rId4i638v0fb7cn5l1szfq9o">
         <w:r>
           <w:rPr>
             <w:rFonts w:ascii="Arial" w:cs="Arial" w:eastAsia="Arial" w:hAnsi="Arial"/>
@@ -11292,7 +11292,7 @@
         </w:rPr>
         <w:t xml:space="preserve"> (</w:t>
       </w:r>
-      <w:hyperlink w:history="1" r:id="rIdgpydk7isrxyiilvwjakpj">
+      <w:hyperlink w:history="1" r:id="rId6so3hsgm0djlzxqghmlzv">
         <w:r>
           <w:rPr>
             <w:rFonts w:ascii="Arial" w:cs="Arial" w:eastAsia="Arial" w:hAnsi="Arial"/>
@@ -12332,7 +12332,7 @@
             <w:pPr>
               <w:spacing w:after="20" w:before="0"/>
             </w:pPr>
-            <w:hyperlink w:history="1" r:id="rId8nuqrw9x1e-xj89sgtadv">
+            <w:hyperlink w:history="1" r:id="rIdmca4ubytp-6nis2gf74cf">
               <w:r>
                 <w:rPr>
                   <w:rFonts w:ascii="Arial" w:cs="Arial" w:eastAsia="Arial" w:hAnsi="Arial"/>
@@ -12365,7 +12365,7 @@
               <w:spacing w:after="10" w:before="0"/>
               <w:ind w:left="120"/>
             </w:pPr>
-            <w:hyperlink w:history="1" r:id="rIdnoar4oczmh0radurfectj">
+            <w:hyperlink w:history="1" r:id="rIdlfssnupnvrch2ku9wfajy">
               <w:r>
                 <w:rPr>
                   <w:rFonts w:ascii="Arial" w:cs="Arial" w:eastAsia="Arial" w:hAnsi="Arial"/>
@@ -12410,7 +12410,7 @@
             <w:pPr>
               <w:spacing w:after="20" w:before="0"/>
             </w:pPr>
-            <w:hyperlink w:history="1" r:id="rIdzmkwtesplwnqz8p6kcwgp">
+            <w:hyperlink w:history="1" r:id="rId0_q4bwyipgzib64xhwd3v">
               <w:r>
                 <w:rPr>
                   <w:rFonts w:ascii="Arial" w:cs="Arial" w:eastAsia="Arial" w:hAnsi="Arial"/>
@@ -12443,7 +12443,7 @@
               <w:spacing w:after="10" w:before="0"/>
               <w:ind w:left="120"/>
             </w:pPr>
-            <w:hyperlink w:history="1" r:id="rIdxgjsppg0px1t4_xzfbmxk">
+            <w:hyperlink w:history="1" r:id="rIdqo4tgfeg6bixfidn5ruwz">
               <w:r>
                 <w:rPr>
                   <w:rFonts w:ascii="Arial" w:cs="Arial" w:eastAsia="Arial" w:hAnsi="Arial"/>
@@ -12643,7 +12643,7 @@
             <w:pPr>
               <w:spacing w:after="20" w:before="0"/>
             </w:pPr>
-            <w:hyperlink w:history="1" r:id="rIdsirakaksbrb6rxgf7khlt">
+            <w:hyperlink w:history="1" r:id="rIdl0ncrox1jzqtp95ecl_k8">
               <w:r>
                 <w:rPr>
                   <w:rFonts w:ascii="Arial" w:cs="Arial" w:eastAsia="Arial" w:hAnsi="Arial"/>
@@ -12676,7 +12676,7 @@
               <w:spacing w:after="10" w:before="0"/>
               <w:ind w:left="120"/>
             </w:pPr>
-            <w:hyperlink w:history="1" r:id="rIdje5gnc01iyuizhqpfvyxy">
+            <w:hyperlink w:history="1" r:id="rIddxcv4pq6crspnfokazx4s">
               <w:r>
                 <w:rPr>
                   <w:rFonts w:ascii="Arial" w:cs="Arial" w:eastAsia="Arial" w:hAnsi="Arial"/>
@@ -12721,7 +12721,7 @@
             <w:pPr>
               <w:spacing w:after="20" w:before="0"/>
             </w:pPr>
-            <w:hyperlink w:history="1" r:id="rIdk9lvf48sfbtpj67yk7-et">
+            <w:hyperlink w:history="1" r:id="rIdbhp1m6bof8okxk8z9kbjf">
               <w:r>
                 <w:rPr>
                   <w:rFonts w:ascii="Arial" w:cs="Arial" w:eastAsia="Arial" w:hAnsi="Arial"/>
@@ -12754,7 +12754,7 @@
               <w:spacing w:after="10" w:before="0"/>
               <w:ind w:left="120"/>
             </w:pPr>
-            <w:hyperlink w:history="1" r:id="rIdy8xq_pg2pqikhrzfwctbc">
+            <w:hyperlink w:history="1" r:id="rId4hsw3mxztvdeyhnosu-sj">
               <w:r>
                 <w:rPr>
                   <w:rFonts w:ascii="Arial" w:cs="Arial" w:eastAsia="Arial" w:hAnsi="Arial"/>
@@ -12954,7 +12954,7 @@
             <w:pPr>
               <w:spacing w:after="20" w:before="0"/>
             </w:pPr>
-            <w:hyperlink w:history="1" r:id="rIdbdlhkrtltofuvtn7wqfbb">
+            <w:hyperlink w:history="1" r:id="rId-bhza0fuxjznjyujvwzxh">
               <w:r>
                 <w:rPr>
                   <w:rFonts w:ascii="Arial" w:cs="Arial" w:eastAsia="Arial" w:hAnsi="Arial"/>
@@ -12987,7 +12987,7 @@
               <w:spacing w:after="10" w:before="0"/>
               <w:ind w:left="120"/>
             </w:pPr>
-            <w:hyperlink w:history="1" r:id="rIdilgwwoc0zsip89j5rjyvi">
+            <w:hyperlink w:history="1" r:id="rIdfmd-5gxbjc_k2wnorhiuz">
               <w:r>
                 <w:rPr>
                   <w:rFonts w:ascii="Arial" w:cs="Arial" w:eastAsia="Arial" w:hAnsi="Arial"/>
@@ -13032,7 +13032,7 @@
             <w:pPr>
               <w:spacing w:after="20" w:before="0"/>
             </w:pPr>
-            <w:hyperlink w:history="1" r:id="rIdwquaqik3xxlkfwhg4kit-">
+            <w:hyperlink w:history="1" r:id="rIdre9wq3tfuyawojpyurvuk">
               <w:r>
                 <w:rPr>
                   <w:rFonts w:ascii="Arial" w:cs="Arial" w:eastAsia="Arial" w:hAnsi="Arial"/>
@@ -13065,7 +13065,7 @@
               <w:spacing w:after="10" w:before="0"/>
               <w:ind w:left="120"/>
             </w:pPr>
-            <w:hyperlink w:history="1" r:id="rIdhxz8izgzp-9bf1rwh2rgj">
+            <w:hyperlink w:history="1" r:id="rIda5ymw7un3thtmz4nsw_b9">
               <w:r>
                 <w:rPr>
                   <w:rFonts w:ascii="Arial" w:cs="Arial" w:eastAsia="Arial" w:hAnsi="Arial"/>
@@ -13265,7 +13265,7 @@
             <w:pPr>
               <w:spacing w:after="20" w:before="0"/>
             </w:pPr>
-            <w:hyperlink w:history="1" r:id="rIdbf0j8btvlwukbcv0qy-fw">
+            <w:hyperlink w:history="1" r:id="rId5fgcsp_v2mprr_cd7t8m-">
               <w:r>
                 <w:rPr>
                   <w:rFonts w:ascii="Arial" w:cs="Arial" w:eastAsia="Arial" w:hAnsi="Arial"/>
@@ -13298,7 +13298,7 @@
               <w:spacing w:after="10" w:before="0"/>
               <w:ind w:left="120"/>
             </w:pPr>
-            <w:hyperlink w:history="1" r:id="rIdwvva0g1wgknyuzlqi4opo">
+            <w:hyperlink w:history="1" r:id="rIdkllk-cd0wrwkwg8uozepq">
               <w:r>
                 <w:rPr>
                   <w:rFonts w:ascii="Arial" w:cs="Arial" w:eastAsia="Arial" w:hAnsi="Arial"/>
@@ -13343,7 +13343,7 @@
             <w:pPr>
               <w:spacing w:after="20" w:before="0"/>
             </w:pPr>
-            <w:hyperlink w:history="1" r:id="rIdmn7cgossny0el8okwrelu">
+            <w:hyperlink w:history="1" r:id="rId_s5ifr5vxt7nte3hnkez1">
               <w:r>
                 <w:rPr>
                   <w:rFonts w:ascii="Arial" w:cs="Arial" w:eastAsia="Arial" w:hAnsi="Arial"/>
@@ -13376,7 +13376,7 @@
               <w:spacing w:after="10" w:before="0"/>
               <w:ind w:left="120"/>
             </w:pPr>
-            <w:hyperlink w:history="1" r:id="rIdwmxr3iy4t7wjcxldxgcpo">
+            <w:hyperlink w:history="1" r:id="rIdx4lovpiy7kaoftbxdk-mf">
               <w:r>
                 <w:rPr>
                   <w:rFonts w:ascii="Arial" w:cs="Arial" w:eastAsia="Arial" w:hAnsi="Arial"/>
@@ -13576,7 +13576,7 @@
             <w:pPr>
               <w:spacing w:after="20" w:before="0"/>
             </w:pPr>
-            <w:hyperlink w:history="1" r:id="rIdnyxlykxzo2etw4-yy_ag1">
+            <w:hyperlink w:history="1" r:id="rIdmnkusya7sn6tbgeaugupl">
               <w:r>
                 <w:rPr>
                   <w:rFonts w:ascii="Arial" w:cs="Arial" w:eastAsia="Arial" w:hAnsi="Arial"/>
@@ -13609,7 +13609,7 @@
               <w:spacing w:after="10" w:before="0"/>
               <w:ind w:left="120"/>
             </w:pPr>
-            <w:hyperlink w:history="1" r:id="rIdfvpozsec88o-mlic2evky">
+            <w:hyperlink w:history="1" r:id="rIdlbegegh6pebvre0s7-50r">
               <w:r>
                 <w:rPr>
                   <w:rFonts w:ascii="Arial" w:cs="Arial" w:eastAsia="Arial" w:hAnsi="Arial"/>
@@ -13654,7 +13654,7 @@
             <w:pPr>
               <w:spacing w:after="20" w:before="0"/>
             </w:pPr>
-            <w:hyperlink w:history="1" r:id="rIdh9t9znpqlfk0a8t9l1wjk">
+            <w:hyperlink w:history="1" r:id="rId0dudobfwzsl_oc34tzky-">
               <w:r>
                 <w:rPr>
                   <w:rFonts w:ascii="Arial" w:cs="Arial" w:eastAsia="Arial" w:hAnsi="Arial"/>
@@ -13703,7 +13703,7 @@
               <w:spacing w:after="10" w:before="0"/>
               <w:ind w:left="120"/>
             </w:pPr>
-            <w:hyperlink w:history="1" r:id="rIdskjroqezzrgmestgl8-b6">
+            <w:hyperlink w:history="1" r:id="rIdvacbigowieomhuz1q91cw">
               <w:r>
                 <w:rPr>
                   <w:rFonts w:ascii="Arial" w:cs="Arial" w:eastAsia="Arial" w:hAnsi="Arial"/>
@@ -14228,7 +14228,7 @@
         </w:rPr>
         <w:t xml:space="preserve">© 2026 SeaVuria and ARES. Aligned with KICD objectives. Developed by SeaVuria; technical implementation by ARES (with AI assistance from Claude). Licensed under </w:t>
       </w:r>
-      <w:hyperlink w:history="1" r:id="rIdhlzph5d_ynnt9br8lnhfx">
+      <w:hyperlink w:history="1" r:id="rIdsxhfnech0vpr8t4nadckf">
         <w:r>
           <w:rPr>
             <w:rFonts w:ascii="Arial" w:cs="Arial" w:eastAsia="Arial" w:hAnsi="Arial"/>
@@ -14249,7 +14249,7 @@
         </w:rPr>
         <w:t xml:space="preserve"> (</w:t>
       </w:r>
-      <w:hyperlink w:history="1" r:id="rIdd1fky4gx_iiyhc_dobrxf">
+      <w:hyperlink w:history="1" r:id="rId6d7vvogc188bjtuxxh5wb">
         <w:r>
           <w:rPr>
             <w:rFonts w:ascii="Arial" w:cs="Arial" w:eastAsia="Arial" w:hAnsi="Arial"/>
@@ -15289,7 +15289,7 @@
             <w:pPr>
               <w:spacing w:after="20" w:before="0"/>
             </w:pPr>
-            <w:hyperlink w:history="1" r:id="rIdi5d0afwpyijkgnbpfsctt">
+            <w:hyperlink w:history="1" r:id="rIdyptavbjjyvms4lojs63m4">
               <w:r>
                 <w:rPr>
                   <w:rFonts w:ascii="Arial" w:cs="Arial" w:eastAsia="Arial" w:hAnsi="Arial"/>
@@ -15322,7 +15322,7 @@
               <w:spacing w:after="10" w:before="0"/>
               <w:ind w:left="120"/>
             </w:pPr>
-            <w:hyperlink w:history="1" r:id="rIdsiylvcbkfvefyuvdnndve">
+            <w:hyperlink w:history="1" r:id="rIdy2bodsxes74esrlwbcxnn">
               <w:r>
                 <w:rPr>
                   <w:rFonts w:ascii="Arial" w:cs="Arial" w:eastAsia="Arial" w:hAnsi="Arial"/>
@@ -15367,7 +15367,7 @@
             <w:pPr>
               <w:spacing w:after="20" w:before="0"/>
             </w:pPr>
-            <w:hyperlink w:history="1" r:id="rIdstugdd2hc4hwprixkzv2o">
+            <w:hyperlink w:history="1" r:id="rIdt_4h42pjl6v4_nbzkidiq">
               <w:r>
                 <w:rPr>
                   <w:rFonts w:ascii="Arial" w:cs="Arial" w:eastAsia="Arial" w:hAnsi="Arial"/>
@@ -15416,7 +15416,7 @@
               <w:spacing w:after="10" w:before="0"/>
               <w:ind w:left="120"/>
             </w:pPr>
-            <w:hyperlink w:history="1" r:id="rIdnicjoozk-zk6ryteorxft">
+            <w:hyperlink w:history="1" r:id="rId2scyf6diyz9sxyckywbqk">
               <w:r>
                 <w:rPr>
                   <w:rFonts w:ascii="Arial" w:cs="Arial" w:eastAsia="Arial" w:hAnsi="Arial"/>
@@ -15616,7 +15616,7 @@
             <w:pPr>
               <w:spacing w:after="20" w:before="0"/>
             </w:pPr>
-            <w:hyperlink w:history="1" r:id="rId5jz2q2pbdpkcitzt5exvo">
+            <w:hyperlink w:history="1" r:id="rIdvpataaajxwhyheiuzwhfm">
               <w:r>
                 <w:rPr>
                   <w:rFonts w:ascii="Arial" w:cs="Arial" w:eastAsia="Arial" w:hAnsi="Arial"/>
@@ -15649,7 +15649,7 @@
               <w:spacing w:after="10" w:before="0"/>
               <w:ind w:left="120"/>
             </w:pPr>
-            <w:hyperlink w:history="1" r:id="rIdhr7vef1ucear8l7jyyviq">
+            <w:hyperlink w:history="1" r:id="rIdsqs-vt0rpfn5qehrz2exb">
               <w:r>
                 <w:rPr>
                   <w:rFonts w:ascii="Arial" w:cs="Arial" w:eastAsia="Arial" w:hAnsi="Arial"/>
@@ -15694,7 +15694,7 @@
             <w:pPr>
               <w:spacing w:after="20" w:before="0"/>
             </w:pPr>
-            <w:hyperlink w:history="1" r:id="rIdesjnmueeggbuamhnp49ct">
+            <w:hyperlink w:history="1" r:id="rIdz0k0lu1jhe7cbrhlxxla0">
               <w:r>
                 <w:rPr>
                   <w:rFonts w:ascii="Arial" w:cs="Arial" w:eastAsia="Arial" w:hAnsi="Arial"/>
@@ -15743,7 +15743,7 @@
               <w:spacing w:after="10" w:before="0"/>
               <w:ind w:left="120"/>
             </w:pPr>
-            <w:hyperlink w:history="1" r:id="rIdf8mlvrd1hvlcap6ld7gmy">
+            <w:hyperlink w:history="1" r:id="rIdn6-8_3gcmevbsrd6rpebj">
               <w:r>
                 <w:rPr>
                   <w:rFonts w:ascii="Arial" w:cs="Arial" w:eastAsia="Arial" w:hAnsi="Arial"/>
@@ -15943,7 +15943,7 @@
             <w:pPr>
               <w:spacing w:after="20" w:before="0"/>
             </w:pPr>
-            <w:hyperlink w:history="1" r:id="rIdydposixczxfbfey0eo5cz">
+            <w:hyperlink w:history="1" r:id="rIdjgcxq_iex_1gowhuptly8">
               <w:r>
                 <w:rPr>
                   <w:rFonts w:ascii="Arial" w:cs="Arial" w:eastAsia="Arial" w:hAnsi="Arial"/>
@@ -15976,7 +15976,7 @@
               <w:spacing w:after="10" w:before="0"/>
               <w:ind w:left="120"/>
             </w:pPr>
-            <w:hyperlink w:history="1" r:id="rIdzcofj3u7ynvbx5pnfgpjk">
+            <w:hyperlink w:history="1" r:id="rIdnync8zvffxqhb2nbuhl9g">
               <w:r>
                 <w:rPr>
                   <w:rFonts w:ascii="Arial" w:cs="Arial" w:eastAsia="Arial" w:hAnsi="Arial"/>
@@ -16021,7 +16021,7 @@
             <w:pPr>
               <w:spacing w:after="20" w:before="0"/>
             </w:pPr>
-            <w:hyperlink w:history="1" r:id="rIdp8mnor8rtwydvutf_v_o7">
+            <w:hyperlink w:history="1" r:id="rIdh2_3j00sco-y94eqvjrrf">
               <w:r>
                 <w:rPr>
                   <w:rFonts w:ascii="Arial" w:cs="Arial" w:eastAsia="Arial" w:hAnsi="Arial"/>
@@ -16070,7 +16070,7 @@
               <w:spacing w:after="10" w:before="0"/>
               <w:ind w:left="120"/>
             </w:pPr>
-            <w:hyperlink w:history="1" r:id="rId9gezppmdbozumks-yh5a6">
+            <w:hyperlink w:history="1" r:id="rIdrsccoruiizu7mjwfggbaj">
               <w:r>
                 <w:rPr>
                   <w:rFonts w:ascii="Arial" w:cs="Arial" w:eastAsia="Arial" w:hAnsi="Arial"/>
@@ -16270,7 +16270,7 @@
             <w:pPr>
               <w:spacing w:after="20" w:before="0"/>
             </w:pPr>
-            <w:hyperlink w:history="1" r:id="rIdlx5qhns3ip7ymxbkg1ts3">
+            <w:hyperlink w:history="1" r:id="rIdz4nfzne6ebrp5hvmbyhbz">
               <w:r>
                 <w:rPr>
                   <w:rFonts w:ascii="Arial" w:cs="Arial" w:eastAsia="Arial" w:hAnsi="Arial"/>
@@ -16303,7 +16303,7 @@
               <w:spacing w:after="10" w:before="0"/>
               <w:ind w:left="120"/>
             </w:pPr>
-            <w:hyperlink w:history="1" r:id="rIdutpogtna2l7d2bprh7nky">
+            <w:hyperlink w:history="1" r:id="rIdqrp7hmhh1izm0b385m73y">
               <w:r>
                 <w:rPr>
                   <w:rFonts w:ascii="Arial" w:cs="Arial" w:eastAsia="Arial" w:hAnsi="Arial"/>
@@ -16348,7 +16348,7 @@
             <w:pPr>
               <w:spacing w:after="20" w:before="0"/>
             </w:pPr>
-            <w:hyperlink w:history="1" r:id="rId_h0wxntykcpyewan4dayv">
+            <w:hyperlink w:history="1" r:id="rIdov1vuexgkjq3sic5zodg5">
               <w:r>
                 <w:rPr>
                   <w:rFonts w:ascii="Arial" w:cs="Arial" w:eastAsia="Arial" w:hAnsi="Arial"/>
@@ -16397,7 +16397,7 @@
               <w:spacing w:after="10" w:before="0"/>
               <w:ind w:left="120"/>
             </w:pPr>
-            <w:hyperlink w:history="1" r:id="rIdzy1qufcfj1p5anpden4ik">
+            <w:hyperlink w:history="1" r:id="rId53doo8u8vzghfqh67miet">
               <w:r>
                 <w:rPr>
                   <w:rFonts w:ascii="Arial" w:cs="Arial" w:eastAsia="Arial" w:hAnsi="Arial"/>
@@ -16597,7 +16597,7 @@
             <w:pPr>
               <w:spacing w:after="20" w:before="0"/>
             </w:pPr>
-            <w:hyperlink w:history="1" r:id="rIdqugwo0pgcopsy_lgenreg">
+            <w:hyperlink w:history="1" r:id="rIdvhgubdl853rp0sxwb76s-">
               <w:r>
                 <w:rPr>
                   <w:rFonts w:ascii="Arial" w:cs="Arial" w:eastAsia="Arial" w:hAnsi="Arial"/>
@@ -16646,7 +16646,7 @@
               <w:spacing w:after="10" w:before="0"/>
               <w:ind w:left="120"/>
             </w:pPr>
-            <w:hyperlink w:history="1" r:id="rId8nrprnalrvqfz5myft_ib">
+            <w:hyperlink w:history="1" r:id="rIdx0ywrlb1fp5vmo1pr70er">
               <w:r>
                 <w:rPr>
                   <w:rFonts w:ascii="Arial" w:cs="Arial" w:eastAsia="Arial" w:hAnsi="Arial"/>
@@ -16691,7 +16691,7 @@
             <w:pPr>
               <w:spacing w:after="20" w:before="0"/>
             </w:pPr>
-            <w:hyperlink w:history="1" r:id="rId2yffagxxrnvqmadvu3csf">
+            <w:hyperlink w:history="1" r:id="rId4whworrqkbcxgf6rvrznl">
               <w:r>
                 <w:rPr>
                   <w:rFonts w:ascii="Arial" w:cs="Arial" w:eastAsia="Arial" w:hAnsi="Arial"/>
@@ -16740,7 +16740,7 @@
               <w:spacing w:after="10" w:before="0"/>
               <w:ind w:left="120"/>
             </w:pPr>
-            <w:hyperlink w:history="1" r:id="rIdmpv9xdzahk2fa_hyipsnp">
+            <w:hyperlink w:history="1" r:id="rIdxtdlxhl0t-xrs8ddo53d8">
               <w:r>
                 <w:rPr>
                   <w:rFonts w:ascii="Arial" w:cs="Arial" w:eastAsia="Arial" w:hAnsi="Arial"/>
@@ -17265,7 +17265,7 @@
         </w:rPr>
         <w:t xml:space="preserve">© 2026 SeaVuria and ARES. Aligned with KICD objectives. Developed by SeaVuria; technical implementation by ARES (with AI assistance from Claude). Licensed under </w:t>
       </w:r>
-      <w:hyperlink w:history="1" r:id="rIdf50pzab8efboyljnirs0r">
+      <w:hyperlink w:history="1" r:id="rIdwrtmkzazlo84xnx5-wuc_">
         <w:r>
           <w:rPr>
             <w:rFonts w:ascii="Arial" w:cs="Arial" w:eastAsia="Arial" w:hAnsi="Arial"/>
@@ -17286,7 +17286,7 @@
         </w:rPr>
         <w:t xml:space="preserve"> (</w:t>
       </w:r>
-      <w:hyperlink w:history="1" r:id="rIdgzqmdx4kq5uz6kfhgzep2">
+      <w:hyperlink w:history="1" r:id="rIdbwhnlivtmad4pqvjjuhqe">
         <w:r>
           <w:rPr>
             <w:rFonts w:ascii="Arial" w:cs="Arial" w:eastAsia="Arial" w:hAnsi="Arial"/>
@@ -18326,7 +18326,7 @@
             <w:pPr>
               <w:spacing w:after="20" w:before="0"/>
             </w:pPr>
-            <w:hyperlink w:history="1" r:id="rIdtzcyi1tirgb22xsop4vgq">
+            <w:hyperlink w:history="1" r:id="rIdpnixy5hzhu30a46yanlaf">
               <w:r>
                 <w:rPr>
                   <w:rFonts w:ascii="Arial" w:cs="Arial" w:eastAsia="Arial" w:hAnsi="Arial"/>
@@ -18359,7 +18359,7 @@
               <w:spacing w:after="10" w:before="0"/>
               <w:ind w:left="120"/>
             </w:pPr>
-            <w:hyperlink w:history="1" r:id="rIdsvyiqb0bp7uwwngjoaqng">
+            <w:hyperlink w:history="1" r:id="rIdr5ibzlrakvpxdezxoxrnl">
               <w:r>
                 <w:rPr>
                   <w:rFonts w:ascii="Arial" w:cs="Arial" w:eastAsia="Arial" w:hAnsi="Arial"/>
@@ -18404,7 +18404,7 @@
             <w:pPr>
               <w:spacing w:after="20" w:before="0"/>
             </w:pPr>
-            <w:hyperlink w:history="1" r:id="rIdvberiazixdb6sildzr1o5">
+            <w:hyperlink w:history="1" r:id="rIdm3w40d4zij_aivgmek7ye">
               <w:r>
                 <w:rPr>
                   <w:rFonts w:ascii="Arial" w:cs="Arial" w:eastAsia="Arial" w:hAnsi="Arial"/>
@@ -18453,7 +18453,7 @@
               <w:spacing w:after="10" w:before="0"/>
               <w:ind w:left="120"/>
             </w:pPr>
-            <w:hyperlink w:history="1" r:id="rIdklvevl3oh5nh1swadhy_s">
+            <w:hyperlink w:history="1" r:id="rIdgeyndzgm2mgx1ysvhzi_l">
               <w:r>
                 <w:rPr>
                   <w:rFonts w:ascii="Arial" w:cs="Arial" w:eastAsia="Arial" w:hAnsi="Arial"/>
@@ -18653,7 +18653,7 @@
             <w:pPr>
               <w:spacing w:after="20" w:before="0"/>
             </w:pPr>
-            <w:hyperlink w:history="1" r:id="rIdct-xrhutxqvtwf6djxf1k">
+            <w:hyperlink w:history="1" r:id="rIdrkdfha-iiyljit9zfvmz_">
               <w:r>
                 <w:rPr>
                   <w:rFonts w:ascii="Arial" w:cs="Arial" w:eastAsia="Arial" w:hAnsi="Arial"/>
@@ -18686,7 +18686,7 @@
               <w:spacing w:after="10" w:before="0"/>
               <w:ind w:left="120"/>
             </w:pPr>
-            <w:hyperlink w:history="1" r:id="rIdlqpkfyp5ggx-b4vvugofk">
+            <w:hyperlink w:history="1" r:id="rIdd-zq9vnzcfujqhkkexzpp">
               <w:r>
                 <w:rPr>
                   <w:rFonts w:ascii="Arial" w:cs="Arial" w:eastAsia="Arial" w:hAnsi="Arial"/>
@@ -18731,7 +18731,7 @@
             <w:pPr>
               <w:spacing w:after="20" w:before="0"/>
             </w:pPr>
-            <w:hyperlink w:history="1" r:id="rId-l58-q_s06xisycr3f43t">
+            <w:hyperlink w:history="1" r:id="rIdqk6h8ghjldmvcf0bigqq_">
               <w:r>
                 <w:rPr>
                   <w:rFonts w:ascii="Arial" w:cs="Arial" w:eastAsia="Arial" w:hAnsi="Arial"/>
@@ -18780,7 +18780,7 @@
               <w:spacing w:after="10" w:before="0"/>
               <w:ind w:left="120"/>
             </w:pPr>
-            <w:hyperlink w:history="1" r:id="rIdcjw19t_sc6udvx_z-hwel">
+            <w:hyperlink w:history="1" r:id="rIdy71tfasf_u9atijvrezzq">
               <w:r>
                 <w:rPr>
                   <w:rFonts w:ascii="Arial" w:cs="Arial" w:eastAsia="Arial" w:hAnsi="Arial"/>
@@ -18980,7 +18980,7 @@
             <w:pPr>
               <w:spacing w:after="20" w:before="0"/>
             </w:pPr>
-            <w:hyperlink w:history="1" r:id="rId0bq34wrahfmpp3jlmb0hn">
+            <w:hyperlink w:history="1" r:id="rIdodd1khgfkkqeo5oqi3og9">
               <w:r>
                 <w:rPr>
                   <w:rFonts w:ascii="Arial" w:cs="Arial" w:eastAsia="Arial" w:hAnsi="Arial"/>
@@ -19029,7 +19029,7 @@
               <w:spacing w:after="10" w:before="0"/>
               <w:ind w:left="120"/>
             </w:pPr>
-            <w:hyperlink w:history="1" r:id="rIdmzrnqobt-kixmrjhgchhh">
+            <w:hyperlink w:history="1" r:id="rIde8iyfgviorinnraqzfqyv">
               <w:r>
                 <w:rPr>
                   <w:rFonts w:ascii="Arial" w:cs="Arial" w:eastAsia="Arial" w:hAnsi="Arial"/>
@@ -19074,7 +19074,7 @@
             <w:pPr>
               <w:spacing w:after="20" w:before="0"/>
             </w:pPr>
-            <w:hyperlink w:history="1" r:id="rIdgz0hhoj0v4t0tkebapvft">
+            <w:hyperlink w:history="1" r:id="rIdaa1y8-omkgc6amjd2ax7m">
               <w:r>
                 <w:rPr>
                   <w:rFonts w:ascii="Arial" w:cs="Arial" w:eastAsia="Arial" w:hAnsi="Arial"/>
@@ -19123,7 +19123,7 @@
               <w:spacing w:after="10" w:before="0"/>
               <w:ind w:left="120"/>
             </w:pPr>
-            <w:hyperlink w:history="1" r:id="rIdtedcpmgev9rnxaz3uytro">
+            <w:hyperlink w:history="1" r:id="rIds0sixpj8sd2d92amg8vpt">
               <w:r>
                 <w:rPr>
                   <w:rFonts w:ascii="Arial" w:cs="Arial" w:eastAsia="Arial" w:hAnsi="Arial"/>
@@ -19323,7 +19323,7 @@
             <w:pPr>
               <w:spacing w:after="20" w:before="0"/>
             </w:pPr>
-            <w:hyperlink w:history="1" r:id="rIdl3wf-3ajnuqkipkiqclwp">
+            <w:hyperlink w:history="1" r:id="rId-k7xg1g6swvfgp484yvln">
               <w:r>
                 <w:rPr>
                   <w:rFonts w:ascii="Arial" w:cs="Arial" w:eastAsia="Arial" w:hAnsi="Arial"/>
@@ -19372,7 +19372,7 @@
               <w:spacing w:after="10" w:before="0"/>
               <w:ind w:left="120"/>
             </w:pPr>
-            <w:hyperlink w:history="1" r:id="rIdcknqtqiefj0wmkwajk2-n">
+            <w:hyperlink w:history="1" r:id="rId5zaqlvyl8geeemerpwuvo">
               <w:r>
                 <w:rPr>
                   <w:rFonts w:ascii="Arial" w:cs="Arial" w:eastAsia="Arial" w:hAnsi="Arial"/>
@@ -19417,7 +19417,7 @@
             <w:pPr>
               <w:spacing w:after="20" w:before="0"/>
             </w:pPr>
-            <w:hyperlink w:history="1" r:id="rIdsgajsnhgeumqjbxpo8hs2">
+            <w:hyperlink w:history="1" r:id="rIdjwcn4ytr_cmgkvqmdo3sa">
               <w:r>
                 <w:rPr>
                   <w:rFonts w:ascii="Arial" w:cs="Arial" w:eastAsia="Arial" w:hAnsi="Arial"/>
@@ -19466,7 +19466,7 @@
               <w:spacing w:after="10" w:before="0"/>
               <w:ind w:left="120"/>
             </w:pPr>
-            <w:hyperlink w:history="1" r:id="rIdu6aoy1r7gxqpg9-46i-rh">
+            <w:hyperlink w:history="1" r:id="rId_spx14h3oczlbe4wdspz6">
               <w:r>
                 <w:rPr>
                   <w:rFonts w:ascii="Arial" w:cs="Arial" w:eastAsia="Arial" w:hAnsi="Arial"/>
@@ -19666,7 +19666,7 @@
             <w:pPr>
               <w:spacing w:after="20" w:before="0"/>
             </w:pPr>
-            <w:hyperlink w:history="1" r:id="rIdhrfvajac59mstnr0cr2xr">
+            <w:hyperlink w:history="1" r:id="rIdxvzzkxzoapglr6ml4was_">
               <w:r>
                 <w:rPr>
                   <w:rFonts w:ascii="Arial" w:cs="Arial" w:eastAsia="Arial" w:hAnsi="Arial"/>
@@ -19715,7 +19715,7 @@
               <w:spacing w:after="10" w:before="0"/>
               <w:ind w:left="120"/>
             </w:pPr>
-            <w:hyperlink w:history="1" r:id="rIdmv1t7zjlpqg89qbriqwpr">
+            <w:hyperlink w:history="1" r:id="rIdnj38brgenlsgsmuxt2w2m">
               <w:r>
                 <w:rPr>
                   <w:rFonts w:ascii="Arial" w:cs="Arial" w:eastAsia="Arial" w:hAnsi="Arial"/>
@@ -19760,7 +19760,7 @@
             <w:pPr>
               <w:spacing w:after="20" w:before="0"/>
             </w:pPr>
-            <w:hyperlink w:history="1" r:id="rIdn2tofm5yaqim9mbm88wmj">
+            <w:hyperlink w:history="1" r:id="rIdyr7jcqx5v4bdxwy0wmdp-">
               <w:r>
                 <w:rPr>
                   <w:rFonts w:ascii="Arial" w:cs="Arial" w:eastAsia="Arial" w:hAnsi="Arial"/>
@@ -19809,7 +19809,7 @@
               <w:spacing w:after="10" w:before="0"/>
               <w:ind w:left="120"/>
             </w:pPr>
-            <w:hyperlink w:history="1" r:id="rIdnfyvk_egqvxwmexpwepjt">
+            <w:hyperlink w:history="1" r:id="rId74re4xfrq4yp_ev88xp8n">
               <w:r>
                 <w:rPr>
                   <w:rFonts w:ascii="Arial" w:cs="Arial" w:eastAsia="Arial" w:hAnsi="Arial"/>
@@ -20334,7 +20334,7 @@
         </w:rPr>
         <w:t xml:space="preserve">© 2026 SeaVuria and ARES. Aligned with KICD objectives. Developed by SeaVuria; technical implementation by ARES (with AI assistance from Claude). Licensed under </w:t>
       </w:r>
-      <w:hyperlink w:history="1" r:id="rIdsrn_smkgp3vrilnf9t3kt">
+      <w:hyperlink w:history="1" r:id="rIdxsjljqar5cxdhi9et3uds">
         <w:r>
           <w:rPr>
             <w:rFonts w:ascii="Arial" w:cs="Arial" w:eastAsia="Arial" w:hAnsi="Arial"/>
@@ -20355,7 +20355,7 @@
         </w:rPr>
         <w:t xml:space="preserve"> (</w:t>
       </w:r>
-      <w:hyperlink w:history="1" r:id="rIdmdbur1j2v6nyxa9-6kfve">
+      <w:hyperlink w:history="1" r:id="rId5flbuj3a28bmtkdxliip5">
         <w:r>
           <w:rPr>
             <w:rFonts w:ascii="Arial" w:cs="Arial" w:eastAsia="Arial" w:hAnsi="Arial"/>
@@ -21395,7 +21395,7 @@
             <w:pPr>
               <w:spacing w:after="20" w:before="0"/>
             </w:pPr>
-            <w:hyperlink w:history="1" r:id="rIdu8xvq6o1dsilo0funavgt">
+            <w:hyperlink w:history="1" r:id="rIdqd3g71g06rwoiiujh79st">
               <w:r>
                 <w:rPr>
                   <w:rFonts w:ascii="Arial" w:cs="Arial" w:eastAsia="Arial" w:hAnsi="Arial"/>
@@ -21428,7 +21428,7 @@
               <w:spacing w:after="10" w:before="0"/>
               <w:ind w:left="120"/>
             </w:pPr>
-            <w:hyperlink w:history="1" r:id="rIdkpr8faiii9y4g2sa-4pzq">
+            <w:hyperlink w:history="1" r:id="rIdart_egfg8ue0rpuetugsw">
               <w:r>
                 <w:rPr>
                   <w:rFonts w:ascii="Arial" w:cs="Arial" w:eastAsia="Arial" w:hAnsi="Arial"/>
@@ -21473,7 +21473,7 @@
             <w:pPr>
               <w:spacing w:after="20" w:before="0"/>
             </w:pPr>
-            <w:hyperlink w:history="1" r:id="rId5gxl7i2ze3npie0ye-8eq">
+            <w:hyperlink w:history="1" r:id="rIdibsvizmnkuwdhu-dpjlud">
               <w:r>
                 <w:rPr>
                   <w:rFonts w:ascii="Arial" w:cs="Arial" w:eastAsia="Arial" w:hAnsi="Arial"/>
@@ -21506,7 +21506,7 @@
               <w:spacing w:after="10" w:before="0"/>
               <w:ind w:left="120"/>
             </w:pPr>
-            <w:hyperlink w:history="1" r:id="rIdeoobd9tirc2d5rof_znp1">
+            <w:hyperlink w:history="1" r:id="rIddmooovur4jmpkpfkcf_3u">
               <w:r>
                 <w:rPr>
                   <w:rFonts w:ascii="Arial" w:cs="Arial" w:eastAsia="Arial" w:hAnsi="Arial"/>
@@ -21706,7 +21706,7 @@
             <w:pPr>
               <w:spacing w:after="20" w:before="0"/>
             </w:pPr>
-            <w:hyperlink w:history="1" r:id="rIdm2ev7rat0oaohcngqfel9">
+            <w:hyperlink w:history="1" r:id="rIdq8bxsnka1zphdusjfmue2">
               <w:r>
                 <w:rPr>
                   <w:rFonts w:ascii="Arial" w:cs="Arial" w:eastAsia="Arial" w:hAnsi="Arial"/>
@@ -21739,7 +21739,7 @@
               <w:spacing w:after="10" w:before="0"/>
               <w:ind w:left="120"/>
             </w:pPr>
-            <w:hyperlink w:history="1" r:id="rIdqgbw8b4vurxb8md0corwh">
+            <w:hyperlink w:history="1" r:id="rIdif8k7qig6xjn20hqf6xdo">
               <w:r>
                 <w:rPr>
                   <w:rFonts w:ascii="Arial" w:cs="Arial" w:eastAsia="Arial" w:hAnsi="Arial"/>
@@ -21784,7 +21784,7 @@
             <w:pPr>
               <w:spacing w:after="20" w:before="0"/>
             </w:pPr>
-            <w:hyperlink w:history="1" r:id="rIdokps4rmntlmyemftkjjqk">
+            <w:hyperlink w:history="1" r:id="rIdxnwsymioprcgaujoc9z-g">
               <w:r>
                 <w:rPr>
                   <w:rFonts w:ascii="Arial" w:cs="Arial" w:eastAsia="Arial" w:hAnsi="Arial"/>
@@ -21817,7 +21817,7 @@
               <w:spacing w:after="10" w:before="0"/>
               <w:ind w:left="120"/>
             </w:pPr>
-            <w:hyperlink w:history="1" r:id="rIdoq724r6f9f7hzgo5qeroq">
+            <w:hyperlink w:history="1" r:id="rIdhax8eo7nf9xnq53jmjr9m">
               <w:r>
                 <w:rPr>
                   <w:rFonts w:ascii="Arial" w:cs="Arial" w:eastAsia="Arial" w:hAnsi="Arial"/>
@@ -22017,7 +22017,7 @@
             <w:pPr>
               <w:spacing w:after="20" w:before="0"/>
             </w:pPr>
-            <w:hyperlink w:history="1" r:id="rIdw5cy5efmp3m0pf9cbj5wu">
+            <w:hyperlink w:history="1" r:id="rId-zvptcv3hfteyvpo-rb2v">
               <w:r>
                 <w:rPr>
                   <w:rFonts w:ascii="Arial" w:cs="Arial" w:eastAsia="Arial" w:hAnsi="Arial"/>
@@ -22050,7 +22050,7 @@
               <w:spacing w:after="10" w:before="0"/>
               <w:ind w:left="120"/>
             </w:pPr>
-            <w:hyperlink w:history="1" r:id="rIdzaj1vjre2wh7xspu61egr">
+            <w:hyperlink w:history="1" r:id="rIdnfefvne3fjwamc1itdhoi">
               <w:r>
                 <w:rPr>
                   <w:rFonts w:ascii="Arial" w:cs="Arial" w:eastAsia="Arial" w:hAnsi="Arial"/>
@@ -22095,7 +22095,7 @@
             <w:pPr>
               <w:spacing w:after="20" w:before="0"/>
             </w:pPr>
-            <w:hyperlink w:history="1" r:id="rIdoylevdlc0md7meuyivwog">
+            <w:hyperlink w:history="1" r:id="rIdzooi2rja0zqlkp-6crgcu">
               <w:r>
                 <w:rPr>
                   <w:rFonts w:ascii="Arial" w:cs="Arial" w:eastAsia="Arial" w:hAnsi="Arial"/>
@@ -22128,7 +22128,7 @@
               <w:spacing w:after="10" w:before="0"/>
               <w:ind w:left="120"/>
             </w:pPr>
-            <w:hyperlink w:history="1" r:id="rId9mrnekx2zkbdhjn05gizx">
+            <w:hyperlink w:history="1" r:id="rId5p29mrjdec9tx7ik7f7va">
               <w:r>
                 <w:rPr>
                   <w:rFonts w:ascii="Arial" w:cs="Arial" w:eastAsia="Arial" w:hAnsi="Arial"/>
@@ -22328,7 +22328,7 @@
             <w:pPr>
               <w:spacing w:after="20" w:before="0"/>
             </w:pPr>
-            <w:hyperlink w:history="1" r:id="rId2fylilkabl7f0kobhvwcj">
+            <w:hyperlink w:history="1" r:id="rIdn9ahswaaj7ufljc3bvp3z">
               <w:r>
                 <w:rPr>
                   <w:rFonts w:ascii="Arial" w:cs="Arial" w:eastAsia="Arial" w:hAnsi="Arial"/>
@@ -22361,7 +22361,7 @@
               <w:spacing w:after="10" w:before="0"/>
               <w:ind w:left="120"/>
             </w:pPr>
-            <w:hyperlink w:history="1" r:id="rIdokgmuen1azuk_modezh1s">
+            <w:hyperlink w:history="1" r:id="rIdxiktpkmaq8hqpo1sres6m">
               <w:r>
                 <w:rPr>
                   <w:rFonts w:ascii="Arial" w:cs="Arial" w:eastAsia="Arial" w:hAnsi="Arial"/>
@@ -22406,7 +22406,7 @@
             <w:pPr>
               <w:spacing w:after="20" w:before="0"/>
             </w:pPr>
-            <w:hyperlink w:history="1" r:id="rIdecw9ewkkujmpaf7kfsa8w">
+            <w:hyperlink w:history="1" r:id="rIdjuu1rblldxgctzbzy1uvs">
               <w:r>
                 <w:rPr>
                   <w:rFonts w:ascii="Arial" w:cs="Arial" w:eastAsia="Arial" w:hAnsi="Arial"/>
@@ -22439,7 +22439,7 @@
               <w:spacing w:after="10" w:before="0"/>
               <w:ind w:left="120"/>
             </w:pPr>
-            <w:hyperlink w:history="1" r:id="rId6l7ia81cscmvdrtiwt1ia">
+            <w:hyperlink w:history="1" r:id="rIdrdsqlk2mpg5d-n6bcuqrz">
               <w:r>
                 <w:rPr>
                   <w:rFonts w:ascii="Arial" w:cs="Arial" w:eastAsia="Arial" w:hAnsi="Arial"/>
@@ -22639,7 +22639,7 @@
             <w:pPr>
               <w:spacing w:after="20" w:before="0"/>
             </w:pPr>
-            <w:hyperlink w:history="1" r:id="rIdaukhptm7asqjibrqgnj82">
+            <w:hyperlink w:history="1" r:id="rId_gtxclvlu6drgynar9gx_">
               <w:r>
                 <w:rPr>
                   <w:rFonts w:ascii="Arial" w:cs="Arial" w:eastAsia="Arial" w:hAnsi="Arial"/>
@@ -22688,7 +22688,7 @@
               <w:spacing w:after="10" w:before="0"/>
               <w:ind w:left="120"/>
             </w:pPr>
-            <w:hyperlink w:history="1" r:id="rIdznyyouhhlh-6le-zqyuap">
+            <w:hyperlink w:history="1" r:id="rIdxfs0zplzfka_eed7zwzbp">
               <w:r>
                 <w:rPr>
                   <w:rFonts w:ascii="Arial" w:cs="Arial" w:eastAsia="Arial" w:hAnsi="Arial"/>
@@ -22733,7 +22733,7 @@
             <w:pPr>
               <w:spacing w:after="20" w:before="0"/>
             </w:pPr>
-            <w:hyperlink w:history="1" r:id="rIdt99resdwdbswiatxb5sq0">
+            <w:hyperlink w:history="1" r:id="rIdx7fkggvggoiaw7g7ke6gl">
               <w:r>
                 <w:rPr>
                   <w:rFonts w:ascii="Arial" w:cs="Arial" w:eastAsia="Arial" w:hAnsi="Arial"/>
@@ -22782,7 +22782,7 @@
               <w:spacing w:after="10" w:before="0"/>
               <w:ind w:left="120"/>
             </w:pPr>
-            <w:hyperlink w:history="1" r:id="rIdwm8mwyg9oajvdq9cnigez">
+            <w:hyperlink w:history="1" r:id="rIdy4jqoowvryox2ytrb2xvg">
               <w:r>
                 <w:rPr>
                   <w:rFonts w:ascii="Arial" w:cs="Arial" w:eastAsia="Arial" w:hAnsi="Arial"/>
@@ -23307,7 +23307,7 @@
         </w:rPr>
         <w:t xml:space="preserve">© 2026 SeaVuria and ARES. Aligned with KICD objectives. Developed by SeaVuria; technical implementation by ARES (with AI assistance from Claude). Licensed under </w:t>
       </w:r>
-      <w:hyperlink w:history="1" r:id="rIdidjrnre3vfahjcdicy20x">
+      <w:hyperlink w:history="1" r:id="rIdv7sw3wbsbgrdziftkzusc">
         <w:r>
           <w:rPr>
             <w:rFonts w:ascii="Arial" w:cs="Arial" w:eastAsia="Arial" w:hAnsi="Arial"/>
@@ -23328,7 +23328,7 @@
         </w:rPr>
         <w:t xml:space="preserve"> (</w:t>
       </w:r>
-      <w:hyperlink w:history="1" r:id="rIds2fdvbaj_ckf_ncax9sxs">
+      <w:hyperlink w:history="1" r:id="rIdrl1yawkggv1fdueq-gcgz">
         <w:r>
           <w:rPr>
             <w:rFonts w:ascii="Arial" w:cs="Arial" w:eastAsia="Arial" w:hAnsi="Arial"/>
@@ -24368,7 +24368,7 @@
             <w:pPr>
               <w:spacing w:after="20" w:before="0"/>
             </w:pPr>
-            <w:hyperlink w:history="1" r:id="rId8yjtd3wqtbl2dt700zasx">
+            <w:hyperlink w:history="1" r:id="rIda5fm5ynnhmakm0iao450f">
               <w:r>
                 <w:rPr>
                   <w:rFonts w:ascii="Arial" w:cs="Arial" w:eastAsia="Arial" w:hAnsi="Arial"/>
@@ -24401,7 +24401,7 @@
               <w:spacing w:after="10" w:before="0"/>
               <w:ind w:left="120"/>
             </w:pPr>
-            <w:hyperlink w:history="1" r:id="rIdnvkb-d4fnfrt3ckfwmllu">
+            <w:hyperlink w:history="1" r:id="rIdt4ibbffhqkaxjfzwqsnws">
               <w:r>
                 <w:rPr>
                   <w:rFonts w:ascii="Arial" w:cs="Arial" w:eastAsia="Arial" w:hAnsi="Arial"/>
@@ -24446,7 +24446,7 @@
             <w:pPr>
               <w:spacing w:after="20" w:before="0"/>
             </w:pPr>
-            <w:hyperlink w:history="1" r:id="rIdr_3xds5or0xtveplogljn">
+            <w:hyperlink w:history="1" r:id="rIdfzljhhwajb2fbc_zgah0k">
               <w:r>
                 <w:rPr>
                   <w:rFonts w:ascii="Arial" w:cs="Arial" w:eastAsia="Arial" w:hAnsi="Arial"/>
@@ -24479,7 +24479,7 @@
               <w:spacing w:after="10" w:before="0"/>
               <w:ind w:left="120"/>
             </w:pPr>
-            <w:hyperlink w:history="1" r:id="rId1p5_4ugro-ycyskro7j94">
+            <w:hyperlink w:history="1" r:id="rIdjayq8hkosd7q1ga6apxf0">
               <w:r>
                 <w:rPr>
                   <w:rFonts w:ascii="Arial" w:cs="Arial" w:eastAsia="Arial" w:hAnsi="Arial"/>
@@ -24679,7 +24679,7 @@
             <w:pPr>
               <w:spacing w:after="20" w:before="0"/>
             </w:pPr>
-            <w:hyperlink w:history="1" r:id="rIdwwzarnt-zwds0cyx9dxcn">
+            <w:hyperlink w:history="1" r:id="rIdyakxj6v0ylrmtio76upug">
               <w:r>
                 <w:rPr>
                   <w:rFonts w:ascii="Arial" w:cs="Arial" w:eastAsia="Arial" w:hAnsi="Arial"/>
@@ -24712,7 +24712,7 @@
               <w:spacing w:after="10" w:before="0"/>
               <w:ind w:left="120"/>
             </w:pPr>
-            <w:hyperlink w:history="1" r:id="rId-zwivrz8dsk01r91hntqt">
+            <w:hyperlink w:history="1" r:id="rIdcicq-ky76kzamuho2plcf">
               <w:r>
                 <w:rPr>
                   <w:rFonts w:ascii="Arial" w:cs="Arial" w:eastAsia="Arial" w:hAnsi="Arial"/>
@@ -24757,7 +24757,7 @@
             <w:pPr>
               <w:spacing w:after="20" w:before="0"/>
             </w:pPr>
-            <w:hyperlink w:history="1" r:id="rIdokd6maqernvk0gsxo5yaw">
+            <w:hyperlink w:history="1" r:id="rIdgt76fro6ym8f017nlhqam">
               <w:r>
                 <w:rPr>
                   <w:rFonts w:ascii="Arial" w:cs="Arial" w:eastAsia="Arial" w:hAnsi="Arial"/>
@@ -24790,7 +24790,7 @@
               <w:spacing w:after="10" w:before="0"/>
               <w:ind w:left="120"/>
             </w:pPr>
-            <w:hyperlink w:history="1" r:id="rId9xv5izilkb_mcocv1roxd">
+            <w:hyperlink w:history="1" r:id="rId28lztcazdjhmabdl0hvya">
               <w:r>
                 <w:rPr>
                   <w:rFonts w:ascii="Arial" w:cs="Arial" w:eastAsia="Arial" w:hAnsi="Arial"/>
@@ -24990,7 +24990,7 @@
             <w:pPr>
               <w:spacing w:after="20" w:before="0"/>
             </w:pPr>
-            <w:hyperlink w:history="1" r:id="rId5zbazdytiexoidr4lupzw">
+            <w:hyperlink w:history="1" r:id="rIdnt4tjcyup4s4z6c7hnx7e">
               <w:r>
                 <w:rPr>
                   <w:rFonts w:ascii="Arial" w:cs="Arial" w:eastAsia="Arial" w:hAnsi="Arial"/>
@@ -25023,7 +25023,7 @@
               <w:spacing w:after="10" w:before="0"/>
               <w:ind w:left="120"/>
             </w:pPr>
-            <w:hyperlink w:history="1" r:id="rIdcwq06uwpumv4lltk_rcmq">
+            <w:hyperlink w:history="1" r:id="rIdgowjb4tj0d4voeiaeklft">
               <w:r>
                 <w:rPr>
                   <w:rFonts w:ascii="Arial" w:cs="Arial" w:eastAsia="Arial" w:hAnsi="Arial"/>
@@ -25068,7 +25068,7 @@
             <w:pPr>
               <w:spacing w:after="20" w:before="0"/>
             </w:pPr>
-            <w:hyperlink w:history="1" r:id="rIdjvgy9vawani46wqk6y0rs">
+            <w:hyperlink w:history="1" r:id="rIdvhfl4tc_ckac5tcv85y1g">
               <w:r>
                 <w:rPr>
                   <w:rFonts w:ascii="Arial" w:cs="Arial" w:eastAsia="Arial" w:hAnsi="Arial"/>
@@ -25101,7 +25101,7 @@
               <w:spacing w:after="10" w:before="0"/>
               <w:ind w:left="120"/>
             </w:pPr>
-            <w:hyperlink w:history="1" r:id="rIdbp28m-rtotbkbxnrcfgai">
+            <w:hyperlink w:history="1" r:id="rIdbv5s_k2iqyw-cqzrputx2">
               <w:r>
                 <w:rPr>
                   <w:rFonts w:ascii="Arial" w:cs="Arial" w:eastAsia="Arial" w:hAnsi="Arial"/>
@@ -25301,7 +25301,7 @@
             <w:pPr>
               <w:spacing w:after="20" w:before="0"/>
             </w:pPr>
-            <w:hyperlink w:history="1" r:id="rIdejroa5glyr3nzqocc6pw5">
+            <w:hyperlink w:history="1" r:id="rIdht19v1r340ppquexwnlsa">
               <w:r>
                 <w:rPr>
                   <w:rFonts w:ascii="Arial" w:cs="Arial" w:eastAsia="Arial" w:hAnsi="Arial"/>
@@ -25334,7 +25334,7 @@
               <w:spacing w:after="10" w:before="0"/>
               <w:ind w:left="120"/>
             </w:pPr>
-            <w:hyperlink w:history="1" r:id="rIdwre67rvhlu4ybanxqxy01">
+            <w:hyperlink w:history="1" r:id="rIdef5t-diarlzjpsggpycyk">
               <w:r>
                 <w:rPr>
                   <w:rFonts w:ascii="Arial" w:cs="Arial" w:eastAsia="Arial" w:hAnsi="Arial"/>
@@ -25379,7 +25379,7 @@
             <w:pPr>
               <w:spacing w:after="20" w:before="0"/>
             </w:pPr>
-            <w:hyperlink w:history="1" r:id="rIdurge5cclueds7sm9msq2y">
+            <w:hyperlink w:history="1" r:id="rId9wyifyndxzbbumrltoq6p">
               <w:r>
                 <w:rPr>
                   <w:rFonts w:ascii="Arial" w:cs="Arial" w:eastAsia="Arial" w:hAnsi="Arial"/>
@@ -25412,7 +25412,7 @@
               <w:spacing w:after="10" w:before="0"/>
               <w:ind w:left="120"/>
             </w:pPr>
-            <w:hyperlink w:history="1" r:id="rId4dxjbselfo5kqa24oalqx">
+            <w:hyperlink w:history="1" r:id="rIdwd-qwyi9bitmab-y2x047">
               <w:r>
                 <w:rPr>
                   <w:rFonts w:ascii="Arial" w:cs="Arial" w:eastAsia="Arial" w:hAnsi="Arial"/>
@@ -25612,7 +25612,7 @@
             <w:pPr>
               <w:spacing w:after="20" w:before="0"/>
             </w:pPr>
-            <w:hyperlink w:history="1" r:id="rIdmvtscnjbkbz-qjbb1zo1d">
+            <w:hyperlink w:history="1" r:id="rId0l3cxoeufw3bvxs-4s4hf">
               <w:r>
                 <w:rPr>
                   <w:rFonts w:ascii="Arial" w:cs="Arial" w:eastAsia="Arial" w:hAnsi="Arial"/>
@@ -25645,7 +25645,7 @@
               <w:spacing w:after="10" w:before="0"/>
               <w:ind w:left="120"/>
             </w:pPr>
-            <w:hyperlink w:history="1" r:id="rIdxfpmkwyrgxzvnhnu9g_50">
+            <w:hyperlink w:history="1" r:id="rId6sc4nxnvxa6uwujkpacca">
               <w:r>
                 <w:rPr>
                   <w:rFonts w:ascii="Arial" w:cs="Arial" w:eastAsia="Arial" w:hAnsi="Arial"/>
@@ -25690,7 +25690,7 @@
             <w:pPr>
               <w:spacing w:after="20" w:before="0"/>
             </w:pPr>
-            <w:hyperlink w:history="1" r:id="rIdv989nrvkpjwekz_nt6ct0">
+            <w:hyperlink w:history="1" r:id="rIdaaxfviz2lsrqjsiispi4e">
               <w:r>
                 <w:rPr>
                   <w:rFonts w:ascii="Arial" w:cs="Arial" w:eastAsia="Arial" w:hAnsi="Arial"/>
@@ -25723,7 +25723,7 @@
               <w:spacing w:after="10" w:before="0"/>
               <w:ind w:left="120"/>
             </w:pPr>
-            <w:hyperlink w:history="1" r:id="rIdheosgmld29s6mpg2hfv8s">
+            <w:hyperlink w:history="1" r:id="rIdf115scetqmt6d8x4ktsvl">
               <w:r>
                 <w:rPr>
                   <w:rFonts w:ascii="Arial" w:cs="Arial" w:eastAsia="Arial" w:hAnsi="Arial"/>
@@ -26248,7 +26248,7 @@
         </w:rPr>
         <w:t xml:space="preserve">© 2026 SeaVuria and ARES. Aligned with KICD objectives. Developed by SeaVuria; technical implementation by ARES (with AI assistance from Claude). Licensed under </w:t>
       </w:r>
-      <w:hyperlink w:history="1" r:id="rId2iblvaojmlv0z96pv3vad">
+      <w:hyperlink w:history="1" r:id="rIdjsuic49mczehfwozhv3fr">
         <w:r>
           <w:rPr>
             <w:rFonts w:ascii="Arial" w:cs="Arial" w:eastAsia="Arial" w:hAnsi="Arial"/>
@@ -26269,7 +26269,7 @@
         </w:rPr>
         <w:t xml:space="preserve"> (</w:t>
       </w:r>
-      <w:hyperlink w:history="1" r:id="rIdmaaznqsd48bfrq5siaasd">
+      <w:hyperlink w:history="1" r:id="rIdua-9svq1cglbej88bjbl3">
         <w:r>
           <w:rPr>
             <w:rFonts w:ascii="Arial" w:cs="Arial" w:eastAsia="Arial" w:hAnsi="Arial"/>
